--- a/Design Documents/Website design documentation.docx
+++ b/Design Documents/Website design documentation.docx
@@ -194,6 +194,9 @@
     </w:p>
     <w:p>
       <w:r>
+        <w:rPr>
+          <w:noProof/>
+        </w:rPr>
         <w:drawing>
           <wp:inline distT="0" distB="0" distL="0" distR="0" wp14:anchorId="12253D17" wp14:editId="38A57304">
             <wp:extent cx="5731510" cy="4838700"/>
@@ -237,23 +240,27 @@
           <w:rPr>
             <w:rStyle w:val="Hyperlink"/>
           </w:rPr>
-          <w:t>https://chatgpt.com/share/694048da-a810-800a-a7b7-747</w:t>
-        </w:r>
-        <w:r>
-          <w:rPr>
-            <w:rStyle w:val="Hyperlink"/>
-          </w:rPr>
-          <w:t>7</w:t>
-        </w:r>
-        <w:r>
-          <w:rPr>
-            <w:rStyle w:val="Hyperlink"/>
-          </w:rPr>
-          <w:t>2518a776</w:t>
+          <w:t>https://chatgpt.com/share/694048da-a810-800a-a7b7-74772518a776</w:t>
         </w:r>
       </w:hyperlink>
     </w:p>
     <w:p/>
+    <w:p>
+      <w:r>
+        <w:t>This only covers the first week of website development.</w:t>
+      </w:r>
+    </w:p>
+    <w:p>
+      <w:r>
+        <w:t xml:space="preserve">Later website documentation can be found in my report and in the </w:t>
+      </w:r>
+      <w:r>
+        <w:t xml:space="preserve">README.md </w:t>
+      </w:r>
+      <w:r>
+        <w:t>s</w:t>
+      </w:r>
+    </w:p>
     <w:sectPr>
       <w:pgSz w:w="11906" w:h="16838"/>
       <w:pgMar w:top="1440" w:right="1440" w:bottom="1440" w:left="1440" w:header="708" w:footer="708" w:gutter="0"/>
@@ -867,6 +874,7 @@
   <w:style w:type="character" w:default="1" w:styleId="DefaultParagraphFont">
     <w:name w:val="Default Paragraph Font"/>
     <w:uiPriority w:val="1"/>
+    <w:semiHidden/>
     <w:unhideWhenUsed/>
   </w:style>
   <w:style w:type="table" w:default="1" w:styleId="TableNormal">

--- a/Design Documents/Website design documentation.docx
+++ b/Design Documents/Website design documentation.docx
@@ -20,15 +20,7 @@
         <w:t xml:space="preserve">I started </w:t>
       </w:r>
       <w:r>
-        <w:t xml:space="preserve">the </w:t>
-      </w:r>
-      <w:proofErr w:type="gramStart"/>
-      <w:r>
-        <w:t>front end</w:t>
-      </w:r>
-      <w:proofErr w:type="gramEnd"/>
-      <w:r>
-        <w:t xml:space="preserve"> codebase</w:t>
+        <w:t>the front end codebase</w:t>
       </w:r>
       <w:r>
         <w:t xml:space="preserve"> by creating the navigation bar </w:t>
@@ -173,23 +165,7 @@
     </w:p>
     <w:p>
       <w:r>
-        <w:t xml:space="preserve">for example, I am using (&lt;a </w:t>
-      </w:r>
-      <w:proofErr w:type="spellStart"/>
-      <w:r>
-        <w:t>href</w:t>
-      </w:r>
-      <w:proofErr w:type="spellEnd"/>
-      <w:r>
-        <w:t>="</w:t>
-      </w:r>
-      <w:proofErr w:type="spellStart"/>
-      <w:r>
-        <w:t>alert.html?id</w:t>
-      </w:r>
-      <w:proofErr w:type="spellEnd"/>
-      <w:r>
-        <w:t>=${alert.id}" &gt;) in my code. Do not produce any code blocks for me, I only want a breakdown of principles that I may find useful to achieve my goal.</w:t>
+        <w:t>for example, I am using (&lt;a href="alert.html?id=${alert.id}" &gt;) in my code. Do not produce any code blocks for me, I only want a breakdown of principles that I may find useful to achieve my goal.</w:t>
       </w:r>
     </w:p>
     <w:p>
@@ -255,10 +231,10 @@
         <w:t xml:space="preserve">Later website documentation can be found in my report and in the </w:t>
       </w:r>
       <w:r>
-        <w:t xml:space="preserve">README.md </w:t>
-      </w:r>
-      <w:r>
-        <w:t>s</w:t>
+        <w:t>README.md</w:t>
+      </w:r>
+      <w:r>
+        <w:t>.</w:t>
       </w:r>
     </w:p>
     <w:sectPr>
